--- a/klagomål/A 35901-2022 FSC-klagomål.docx
+++ b/klagomål/A 35901-2022 FSC-klagomål.docx
@@ -782,7 +782,7 @@
     <w:r>
       <w:tab/>
       <w:tab/>
-      <w:t>2026-06-18</w:t>
+      <w:t>2026-06-19</w:t>
       <w:br/>
       <w:br/>
     </w:r>

--- a/klagomål/A 35901-2022 FSC-klagomål.docx
+++ b/klagomål/A 35901-2022 FSC-klagomål.docx
@@ -782,7 +782,7 @@
     <w:r>
       <w:tab/>
       <w:tab/>
-      <w:t>2026-06-19</w:t>
+      <w:t>2026-06-20</w:t>
       <w:br/>
       <w:br/>
     </w:r>

--- a/klagomål/A 35901-2022 FSC-klagomål.docx
+++ b/klagomål/A 35901-2022 FSC-klagomål.docx
@@ -168,38 +168,7 @@
     </w:p>
     <w:p>
       <w:r>
-        <w:t>Detta dokument behandlar höga naturvärden i avverkningsanmälan A 35901-2022 i Osby kommun som inkom 2022-08-29 och omfattar 7,1 ha.</w:t>
-      </w:r>
-    </w:p>
-    <w:p>
-      <w:r>
-        <w:t>Nedan presenteras fynd av naturvårdsarter som gjorts i det avverkningsanmälda området, samt relevanta utdrag ur standarderna för FSC, Chain of Custody, Controlled Wood och PEFC.</w:t>
-      </w:r>
-    </w:p>
-    <w:p>
-      <w:r>
-        <w:t>Vi förväntar oss att ni återkommer med ett skriftligt svar på vårt klagomål och även beskriver vilka korrigerande åtgärder ni satt in för att rätta till identifierade brister i er efterlevnad av den svenska FSC standarden.</w:t>
-      </w:r>
-    </w:p>
-    <w:p>
-      <w:pPr>
-        <w:pStyle w:val="Heading1"/>
-      </w:pPr>
-      <w:r>
-        <w:t>Naturvårdsarter</w:t>
-      </w:r>
-    </w:p>
-    <w:p>
-      <w:r>
-        <w:t>Inom 15 meter från avverkningsanmälan har följande 5 naturvårdsarter hittats: liten lundlav (NT), spinnfingersvamp (NT), havstulpanlav (S, T), platt fjädermossa (S, T) och trädporella (S, T). Av dessa är 2 rödlistade. För rödlistade arter har rödlistekategorin angivits inom parentes. Arter som är signalarter enligt Skogsstyrelsen har markerats med (S). Typiska arter inom Natura 2000 som är kopplade till skogsekosystem har markerats med (T).</w:t>
-      </w:r>
-    </w:p>
-    <w:p>
-      <w:r>
-        <w:t>De påträffade naturvårdsarterna är ett tydligt kvitto på att det rör sig om en skog med höga naturvärden.</w:t>
-      </w:r>
-      <w:r>
-        <w:t xml:space="preserve"> I Figur 1 visas fyndplatser för naturvårdsarter i området, som finns registrerade på Artportalen.</w:t>
+        <w:t>Detta klagomål behandlar höga naturvärden i avverkningsanmälan A 35901-2022 i Osby kommun som inkom 2022-08-29 och omfattar 7,1 ha.</w:t>
       </w:r>
     </w:p>
     <w:p>
@@ -247,7 +216,57 @@
         <w:spacing w:after="240"/>
       </w:pPr>
       <w:r>
-        <w:t>Figur 1. Fyndplatser för naturvårdsarter inom 15 meter från avverkningsanmälan (röd linje). Markörer utan svart kant är placerade på fyndplatsen. Markörer med svart kant är placerade vid sidan av fyndplatsen och har ett svart streck som visar fyndplatsens exakta position. Kartans mittpunktskoordinat är N 6257749, E 439492 i SWEREF 99 TM.</w:t>
+        <w:t>Figur 1. Fyndplatser för naturvårdsarter inom 15 meter från avverkningsanmälan. Markörer utan svart kant är placerade på fyndplatsen. Markörer med svart kant är placerade vid sidan av fyndplatsen har ett svart streck som visar fyndplatsens exakta position. Kartans mittpunktskoordinat är N 6257749, E 439492 i SWEREF 99 TM.</w:t>
+      </w:r>
+    </w:p>
+    <w:p>
+      <w:r>
+        <w:t>Inom 15 meter från avverkningsanmälan finns fynd av 5 naturvårdsarter, varav 2 är rödlistade, 3 är typiska (T) och 3 är signalarter (S): liten lundlav (NT), spinnfingersvamp (NT), havstulpanlav (S, T), platt fjädermossa (S, T) och trädporella (S, T). Se Figur 1.</w:t>
+      </w:r>
+    </w:p>
+    <w:p>
+      <w:r>
+        <w:t>Nedan presenteras relevanta utdrag ur standarderna för FSC, Chain of Custody, Controlled Wood och PEFC.</w:t>
+      </w:r>
+    </w:p>
+    <w:p>
+      <w:r>
+        <w:t>Vi förväntar oss att ni återkommer med ett skriftligt svar på vårt klagomål och även beskriver vilka korrigerande åtgärder ni satt in för att rätta till identifierade brister i er efterlevnad av den svenska FSC standarden.</w:t>
+      </w:r>
+    </w:p>
+    <w:p>
+      <w:pPr>
+        <w:pStyle w:val="Heading1"/>
+      </w:pPr>
+      <w:r>
+        <w:t>Naturvårdsarter och fridlysta arter</w:t>
+      </w:r>
+    </w:p>
+    <w:p>
+      <w:r>
+        <w:t>Nedan följer beskrivningar av de naturvårdsarter och fridlysta arter som har sina livsmiljöer och växtplatser i den avverkningsanmälda skogen. De påträffade naturvårdsarterna är ett tydligt kvitto på att det rör sig om en skog med höga naturvärden.</w:t>
+      </w:r>
+    </w:p>
+    <w:p>
+      <w:r>
+        <w:rPr>
+          <w:b/>
+        </w:rPr>
+        <w:t xml:space="preserve">Liten lundlav (NT) </w:t>
+      </w:r>
+      <w:r>
+        <w:t>växer i Syd- och Mellansverige i gamla ädellövskogar med lång trädkontinuitet, främst på bok. Oftast på gamla senvuxna träd med grov och sprucken bark. Arten påverkas negativt av brist på kontinuitetsskog och lämpliga träd nyskapas i mycket begränsad omfattning. Minskningstakten uppgår till 15 (10–25) % inom 50 år och bedöms vara nära gränsvärdet för sårbar (VU) (SLU Artdatabanken, 2026).</w:t>
+      </w:r>
+    </w:p>
+    <w:p>
+      <w:r>
+        <w:rPr>
+          <w:b/>
+        </w:rPr>
+        <w:t xml:space="preserve">Spinnfingersvamp (NT) </w:t>
+      </w:r>
+      <w:r>
+        <w:t>är främst knuten till gamla skogsmiljöer med lång trädkontinuitet, granskog, men även i lövskog. I kalkrika marker växer den även på döda enbuskar. Den är överallt en mycket bra signalart och på växtplatserna förekommer normalt många andra sällsynta och rödlistade arter. Arten missgynnas troligen av skogsbruk och den ökande exponering som blir följden av gallring och kalavverkning (Nitare &amp; Skogsstyrelsen, 2019; SLU Artdatabanken, 2025).</w:t>
       </w:r>
     </w:p>
     <w:p>
@@ -277,17 +296,6 @@
       </w:r>
       <w:r>
         <w:t>(Nitare &amp; Skogsstyrelsen, 2019; SLU Artdatabanken, 2025).</w:t>
-      </w:r>
-    </w:p>
-    <w:p>
-      <w:r>
-        <w:rPr>
-          <w:b/>
-        </w:rPr>
-        <w:t xml:space="preserve">Liten lundlav (NT) </w:t>
-      </w:r>
-      <w:r>
-        <w:t>växer i Syd- och Mellansverige i gamla ädellövskogar med lång trädkontinuitet, främst på bok. Oftast på gamla senvuxna träd med grov och sprucken bark. Arten påverkas negativt av brist på kontinuitetsskog och lämpliga träd nyskapas i mycket begränsad omfattning. Minskningstakten uppgår till 15 (10–25) % inom 50 år och bedöms vara nära gränsvärdet för sårbar (VU) (SLU Artdatabanken, 2026).</w:t>
       </w:r>
     </w:p>
     <w:p>
@@ -335,17 +343,6 @@
       </w:r>
       <w:r>
         <w:t>(Nitare &amp; Skogsstyrelsen, 2019; SLU Artdatabanken, 2025).</w:t>
-      </w:r>
-    </w:p>
-    <w:p>
-      <w:r>
-        <w:rPr>
-          <w:b/>
-        </w:rPr>
-        <w:t xml:space="preserve">Spinnfingersvamp (NT) </w:t>
-      </w:r>
-      <w:r>
-        <w:t>är främst knuten till gamla skogsmiljöer med lång trädkontinuitet, granskog, men även i lövskog. I kalkrika marker växer den även på döda enbuskar. Den är överallt en mycket bra signalart och på växtplatserna förekommer normalt många andra sällsynta och rödlistade arter. Arten missgynnas troligen av skogsbruk och den ökande exponering som blir följden av gallring och kalavverkning (Nitare &amp; Skogsstyrelsen, 2019; SLU Artdatabanken, 2025).</w:t>
       </w:r>
     </w:p>
     <w:p>
@@ -782,7 +779,7 @@
     <w:r>
       <w:tab/>
       <w:tab/>
-      <w:t>2026-06-20</w:t>
+      <w:t>2026-06-21</w:t>
       <w:br/>
       <w:br/>
     </w:r>

--- a/klagomål/A 35901-2022 FSC-klagomål.docx
+++ b/klagomål/A 35901-2022 FSC-klagomål.docx
@@ -779,7 +779,7 @@
     <w:r>
       <w:tab/>
       <w:tab/>
-      <w:t>2026-06-21</w:t>
+      <w:t>2026-06-22</w:t>
       <w:br/>
       <w:br/>
     </w:r>

--- a/klagomål/A 35901-2022 FSC-klagomål.docx
+++ b/klagomål/A 35901-2022 FSC-klagomål.docx
@@ -779,7 +779,7 @@
     <w:r>
       <w:tab/>
       <w:tab/>
-      <w:t>2026-06-22</w:t>
+      <w:t>2026-06-23</w:t>
       <w:br/>
       <w:br/>
     </w:r>

--- a/klagomål/A 35901-2022 FSC-klagomål.docx
+++ b/klagomål/A 35901-2022 FSC-klagomål.docx
@@ -779,7 +779,7 @@
     <w:r>
       <w:tab/>
       <w:tab/>
-      <w:t>2026-06-23</w:t>
+      <w:t>2026-06-24</w:t>
       <w:br/>
       <w:br/>
     </w:r>

--- a/klagomål/A 35901-2022 FSC-klagomål.docx
+++ b/klagomål/A 35901-2022 FSC-klagomål.docx
@@ -779,7 +779,7 @@
     <w:r>
       <w:tab/>
       <w:tab/>
-      <w:t>2026-06-24</w:t>
+      <w:t>2026-06-25</w:t>
       <w:br/>
       <w:br/>
     </w:r>

--- a/klagomål/A 35901-2022 FSC-klagomål.docx
+++ b/klagomål/A 35901-2022 FSC-klagomål.docx
@@ -779,7 +779,7 @@
     <w:r>
       <w:tab/>
       <w:tab/>
-      <w:t>2026-06-25</w:t>
+      <w:t>2026-06-26</w:t>
       <w:br/>
       <w:br/>
     </w:r>

--- a/klagomål/A 35901-2022 FSC-klagomål.docx
+++ b/klagomål/A 35901-2022 FSC-klagomål.docx
@@ -779,7 +779,7 @@
     <w:r>
       <w:tab/>
       <w:tab/>
-      <w:t>2026-06-26</w:t>
+      <w:t>2026-06-27</w:t>
       <w:br/>
       <w:br/>
     </w:r>

--- a/klagomål/A 35901-2022 FSC-klagomål.docx
+++ b/klagomål/A 35901-2022 FSC-klagomål.docx
@@ -779,7 +779,7 @@
     <w:r>
       <w:tab/>
       <w:tab/>
-      <w:t>2026-06-27</w:t>
+      <w:t>2026-06-28</w:t>
       <w:br/>
       <w:br/>
     </w:r>

--- a/klagomål/A 35901-2022 FSC-klagomål.docx
+++ b/klagomål/A 35901-2022 FSC-klagomål.docx
@@ -779,7 +779,7 @@
     <w:r>
       <w:tab/>
       <w:tab/>
-      <w:t>2026-06-28</w:t>
+      <w:t>2026-06-29</w:t>
       <w:br/>
       <w:br/>
     </w:r>

--- a/klagomål/A 35901-2022 FSC-klagomål.docx
+++ b/klagomål/A 35901-2022 FSC-klagomål.docx
@@ -779,7 +779,7 @@
     <w:r>
       <w:tab/>
       <w:tab/>
-      <w:t>2026-06-29</w:t>
+      <w:t>2026-06-30</w:t>
       <w:br/>
       <w:br/>
     </w:r>

--- a/klagomål/A 35901-2022 FSC-klagomål.docx
+++ b/klagomål/A 35901-2022 FSC-klagomål.docx
@@ -779,7 +779,7 @@
     <w:r>
       <w:tab/>
       <w:tab/>
-      <w:t>2026-06-30</w:t>
+      <w:t>2026-07-01</w:t>
       <w:br/>
       <w:br/>
     </w:r>

--- a/klagomål/A 35901-2022 FSC-klagomål.docx
+++ b/klagomål/A 35901-2022 FSC-klagomål.docx
@@ -779,7 +779,7 @@
     <w:r>
       <w:tab/>
       <w:tab/>
-      <w:t>2026-07-01</w:t>
+      <w:t>2026-07-02</w:t>
       <w:br/>
       <w:br/>
     </w:r>

--- a/klagomål/A 35901-2022 FSC-klagomål.docx
+++ b/klagomål/A 35901-2022 FSC-klagomål.docx
@@ -779,7 +779,7 @@
     <w:r>
       <w:tab/>
       <w:tab/>
-      <w:t>2026-07-02</w:t>
+      <w:t>2026-07-03</w:t>
       <w:br/>
       <w:br/>
     </w:r>

--- a/klagomål/A 35901-2022 FSC-klagomål.docx
+++ b/klagomål/A 35901-2022 FSC-klagomål.docx
@@ -779,7 +779,7 @@
     <w:r>
       <w:tab/>
       <w:tab/>
-      <w:t>2026-07-13</w:t>
+      <w:t>2026-07-14</w:t>
       <w:br/>
       <w:br/>
     </w:r>

--- a/klagomål/A 35901-2022 FSC-klagomål.docx
+++ b/klagomål/A 35901-2022 FSC-klagomål.docx
@@ -779,7 +779,7 @@
     <w:r>
       <w:tab/>
       <w:tab/>
-      <w:t>2026-07-14</w:t>
+      <w:t>2026-07-15</w:t>
       <w:br/>
       <w:br/>
     </w:r>

--- a/klagomål/A 35901-2022 FSC-klagomål.docx
+++ b/klagomål/A 35901-2022 FSC-klagomål.docx
@@ -779,7 +779,7 @@
     <w:r>
       <w:tab/>
       <w:tab/>
-      <w:t>2026-07-15</w:t>
+      <w:t>2026-07-16</w:t>
       <w:br/>
       <w:br/>
     </w:r>

--- a/klagomål/A 35901-2022 FSC-klagomål.docx
+++ b/klagomål/A 35901-2022 FSC-klagomål.docx
@@ -779,7 +779,7 @@
     <w:r>
       <w:tab/>
       <w:tab/>
-      <w:t>2026-07-16</w:t>
+      <w:t>2026-07-17</w:t>
       <w:br/>
       <w:br/>
     </w:r>

--- a/klagomål/A 35901-2022 FSC-klagomål.docx
+++ b/klagomål/A 35901-2022 FSC-klagomål.docx
@@ -779,7 +779,7 @@
     <w:r>
       <w:tab/>
       <w:tab/>
-      <w:t>2026-07-17</w:t>
+      <w:t>2026-07-18</w:t>
       <w:br/>
       <w:br/>
     </w:r>

--- a/klagomål/A 35901-2022 FSC-klagomål.docx
+++ b/klagomål/A 35901-2022 FSC-klagomål.docx
@@ -779,7 +779,7 @@
     <w:r>
       <w:tab/>
       <w:tab/>
-      <w:t>2026-07-18</w:t>
+      <w:t>2026-07-19</w:t>
       <w:br/>
       <w:br/>
     </w:r>

--- a/klagomål/A 35901-2022 FSC-klagomål.docx
+++ b/klagomål/A 35901-2022 FSC-klagomål.docx
@@ -779,7 +779,7 @@
     <w:r>
       <w:tab/>
       <w:tab/>
-      <w:t>2026-07-19</w:t>
+      <w:t>2026-07-20</w:t>
       <w:br/>
       <w:br/>
     </w:r>

--- a/klagomål/A 35901-2022 FSC-klagomål.docx
+++ b/klagomål/A 35901-2022 FSC-klagomål.docx
@@ -779,7 +779,7 @@
     <w:r>
       <w:tab/>
       <w:tab/>
-      <w:t>2026-07-20</w:t>
+      <w:t>2026-07-21</w:t>
       <w:br/>
       <w:br/>
     </w:r>

--- a/klagomål/A 35901-2022 FSC-klagomål.docx
+++ b/klagomål/A 35901-2022 FSC-klagomål.docx
@@ -779,7 +779,7 @@
     <w:r>
       <w:tab/>
       <w:tab/>
-      <w:t>2026-07-21</w:t>
+      <w:t>2026-07-22</w:t>
       <w:br/>
       <w:br/>
     </w:r>

--- a/klagomål/A 35901-2022 FSC-klagomål.docx
+++ b/klagomål/A 35901-2022 FSC-klagomål.docx
@@ -779,7 +779,7 @@
     <w:r>
       <w:tab/>
       <w:tab/>
-      <w:t>2026-07-22</w:t>
+      <w:t>2026-07-23</w:t>
       <w:br/>
       <w:br/>
     </w:r>

--- a/klagomål/A 35901-2022 FSC-klagomål.docx
+++ b/klagomål/A 35901-2022 FSC-klagomål.docx
@@ -779,7 +779,7 @@
     <w:r>
       <w:tab/>
       <w:tab/>
-      <w:t>2026-07-23</w:t>
+      <w:t>2026-07-24</w:t>
       <w:br/>
       <w:br/>
     </w:r>

--- a/klagomål/A 35901-2022 FSC-klagomål.docx
+++ b/klagomål/A 35901-2022 FSC-klagomål.docx
@@ -216,7 +216,7 @@
         <w:spacing w:after="240"/>
       </w:pPr>
       <w:r>
-        <w:t>Figur 1. Fyndplatser för naturvårdsarter inom 15 meter från avverkningsanmälan. Markörer utan svart kant är placerade på fyndplatsen. Markörer med svart kant är placerade vid sidan av fyndplatsen har ett svart streck som visar fyndplatsens exakta position. Kartans mittpunktskoordinat är N 6257749, E 439492 i SWEREF 99 TM.</w:t>
+        <w:t>Figur 1. Fyndplatser för naturvårdsarter inom 15 meter från avverkningsanmälan. Markörer utan svart kant är placerade på fyndplatsen. Markörer med svart kant är placerade vid sidan av fyndplatsen och har ett svart streck som visar fyndplatsens exakta position. Kartans mittpunktskoordinat är N 6257749, E 439492 i SWEREF 99 TM.</w:t>
       </w:r>
     </w:p>
     <w:p>
@@ -779,7 +779,7 @@
     <w:r>
       <w:tab/>
       <w:tab/>
-      <w:t>2026-08-14</w:t>
+      <w:t>2026-08-15</w:t>
       <w:br/>
       <w:br/>
     </w:r>

--- a/klagomål/A 35901-2022 FSC-klagomål.docx
+++ b/klagomål/A 35901-2022 FSC-klagomål.docx
@@ -779,7 +779,7 @@
     <w:r>
       <w:tab/>
       <w:tab/>
-      <w:t>2026-08-15</w:t>
+      <w:t>2026-08-16</w:t>
       <w:br/>
       <w:br/>
     </w:r>

--- a/klagomål/A 35901-2022 FSC-klagomål.docx
+++ b/klagomål/A 35901-2022 FSC-klagomål.docx
@@ -779,7 +779,7 @@
     <w:r>
       <w:tab/>
       <w:tab/>
-      <w:t>2026-08-16</w:t>
+      <w:t>2026-08-17</w:t>
       <w:br/>
       <w:br/>
     </w:r>

--- a/klagomål/A 35901-2022 FSC-klagomål.docx
+++ b/klagomål/A 35901-2022 FSC-klagomål.docx
@@ -779,7 +779,7 @@
     <w:r>
       <w:tab/>
       <w:tab/>
-      <w:t>2026-08-17</w:t>
+      <w:t>2026-08-18</w:t>
       <w:br/>
       <w:br/>
     </w:r>

--- a/klagomål/A 35901-2022 FSC-klagomål.docx
+++ b/klagomål/A 35901-2022 FSC-klagomål.docx
@@ -779,7 +779,7 @@
     <w:r>
       <w:tab/>
       <w:tab/>
-      <w:t>2026-08-18</w:t>
+      <w:t>2026-08-19</w:t>
       <w:br/>
       <w:br/>
     </w:r>

--- a/klagomål/A 35901-2022 FSC-klagomål.docx
+++ b/klagomål/A 35901-2022 FSC-klagomål.docx
@@ -779,7 +779,7 @@
     <w:r>
       <w:tab/>
       <w:tab/>
-      <w:t>2026-08-19</w:t>
+      <w:t>2026-08-20</w:t>
       <w:br/>
       <w:br/>
     </w:r>

--- a/klagomål/A 35901-2022 FSC-klagomål.docx
+++ b/klagomål/A 35901-2022 FSC-klagomål.docx
@@ -779,7 +779,7 @@
     <w:r>
       <w:tab/>
       <w:tab/>
-      <w:t>2026-08-20</w:t>
+      <w:t>2026-08-21</w:t>
       <w:br/>
       <w:br/>
     </w:r>

--- a/klagomål/A 35901-2022 FSC-klagomål.docx
+++ b/klagomål/A 35901-2022 FSC-klagomål.docx
@@ -779,7 +779,7 @@
     <w:r>
       <w:tab/>
       <w:tab/>
-      <w:t>2026-08-21</w:t>
+      <w:t>2026-08-22</w:t>
       <w:br/>
       <w:br/>
     </w:r>
